--- a/brain/BusinessArtifacts/governance/compliance_crosswalk_morning_review.docx
+++ b/brain/BusinessArtifacts/governance/compliance_crosswalk_morning_review.docx
@@ -188,7 +188,7 @@
         <w:rPr>
           <w:i/>
         </w:rPr>
-        <w:t>Built overnight for Boss (Skip Snow). Generated 2026-04-19 06:54 UTC.</w:t>
+        <w:t>Built overnight for human (Skip Snow). Generated 2026-04-19 06:54 UTC.</w:t>
       </w:r>
     </w:p>
     <w:p>
@@ -777,7 +777,7 @@
         <w:pStyle w:val="Heading1"/>
       </w:pPr>
       <w:r>
-        <w:t>6. Decisions waiting on Boss</w:t>
+        <w:t>6. Decisions waiting on human</w:t>
       </w:r>
     </w:p>
     <w:p>
@@ -853,7 +853,7 @@
         <w:pStyle w:val="Heading1"/>
       </w:pPr>
       <w:r>
-        <w:t>7. Proposed backlog requirements (for Boss approval)</w:t>
+        <w:t>7. Proposed backlog requirements (for human approval)</w:t>
       </w:r>
     </w:p>
     <w:p>
@@ -1505,6 +1505,8 @@
     </w:tbl>
     <w:p/>
     <w:sectPr>
+      <w:headerReference w:type="default" r:id="rId13"/>
+      <w:footerReference w:type="default" r:id="rId14"/>
       <w:pgSz w:w="12240" w:h="15840"/>
       <w:pgMar w:top="1440" w:right="1800" w:bottom="1440" w:left="1800" w:header="720" w:footer="720" w:gutter="0"/>
       <w:cols w:space="720"/>
@@ -1551,6 +1553,26 @@
 <w16cid:commentsIds xmlns:wpc="http://schemas.microsoft.com/office/word/2010/wordprocessingCanvas" xmlns:cx="http://schemas.microsoft.com/office/drawing/2014/chartex" xmlns:cx1="http://schemas.microsoft.com/office/drawing/2015/9/8/chartex" xmlns:cx2="http://schemas.microsoft.com/office/drawing/2015/10/21/chartex" xmlns:cx3="http://schemas.microsoft.com/office/drawing/2016/5/9/chartex" xmlns:cx4="http://schemas.microsoft.com/office/drawing/2016/5/10/chartex" xmlns:cx5="http://schemas.microsoft.com/office/drawing/2016/5/11/chartex" xmlns:cx6="http://schemas.microsoft.com/office/drawing/2016/5/12/chartex" xmlns:cx7="http://schemas.microsoft.com/office/drawing/2016/5/13/chartex" xmlns:cx8="http://schemas.microsoft.com/office/drawing/2016/5/14/chartex" xmlns:mc="http://schemas.openxmlformats.org/markup-compatibility/2006" xmlns:aink="http://schemas.microsoft.com/office/drawing/2016/ink" xmlns:am3d="http://schemas.microsoft.com/office/drawing/2017/model3d" xmlns:o="urn:schemas-microsoft-com:office:office" xmlns:oel="http://schemas.microsoft.com/office/2019/extlst" xmlns:r="http://schemas.openxmlformats.org/officeDocument/2006/relationships" xmlns:m="http://schemas.openxmlformats.org/officeDocument/2006/math" xmlns:v="urn:schemas-microsoft-com:vml" xmlns:wp14="http://schemas.microsoft.com/office/word/2010/wordprocessingDrawing" xmlns:wp="http://schemas.openxmlformats.org/drawingml/2006/wordprocessingDrawing" xmlns:w10="urn:schemas-microsoft-com:office:word" xmlns:w="http://schemas.openxmlformats.org/wordprocessingml/2006/main" xmlns:w14="http://schemas.microsoft.com/office/word/2010/wordml" xmlns:w15="http://schemas.microsoft.com/office/word/2012/wordml" xmlns:w16cex="http://schemas.microsoft.com/office/word/2018/wordml/cex" xmlns:w16cid="http://schemas.microsoft.com/office/word/2016/wordml/cid" xmlns:w16="http://schemas.microsoft.com/office/word/2018/wordml" xmlns:w16du="http://schemas.microsoft.com/office/word/2023/wordml/word16du" xmlns:w16sdtdh="http://schemas.microsoft.com/office/word/2020/wordml/sdtdatahash" xmlns:w16sdtfl="http://schemas.microsoft.com/office/word/2024/wordml/sdtformatlock" xmlns:w16se="http://schemas.microsoft.com/office/word/2015/wordml/symex" xmlns:wpg="http://schemas.microsoft.com/office/word/2010/wordprocessingGroup" xmlns:wpi="http://schemas.microsoft.com/office/word/2010/wordprocessingInk" xmlns:wne="http://schemas.microsoft.com/office/word/2006/wordml" xmlns:wps="http://schemas.microsoft.com/office/word/2010/wordprocessingShape" mc:Ignorable="w14 w15 w16se w16cid w16 w16cex w16sdtdh w16sdtfl w16du wp14">
   <w16cid:commentId w16cid:paraId="182F48C2" w16cid:durableId="50D29764"/>
 </w16cid:commentsIds>
+</file>
+
+<file path=word/footer1.xml><?xml version="1.0" encoding="utf-8"?>
+<w:ftr xmlns:m="http://schemas.openxmlformats.org/officeDocument/2006/math" xmlns:mc="http://schemas.openxmlformats.org/markup-compatibility/2006" xmlns:mo="http://schemas.microsoft.com/office/mac/office/2008/main" xmlns:mv="urn:schemas-microsoft-com:mac:vml" xmlns:o="urn:schemas-microsoft-com:office:office" xmlns:r="http://schemas.openxmlformats.org/officeDocument/2006/relationships" xmlns:v="urn:schemas-microsoft-com:vml" xmlns:w10="urn:schemas-microsoft-com:office:word" xmlns:w14="http://schemas.microsoft.com/office/word/2010/wordml" xmlns:w="http://schemas.openxmlformats.org/wordprocessingml/2006/main" xmlns:wne="http://schemas.microsoft.com/office/word/2006/wordml" xmlns:wp14="http://schemas.microsoft.com/office/word/2010/wordprocessingDrawing" xmlns:wp="http://schemas.openxmlformats.org/drawingml/2006/wordprocessingDrawing" xmlns:wpc="http://schemas.microsoft.com/office/word/2010/wordprocessingCanvas" xmlns:wpg="http://schemas.microsoft.com/office/word/2010/wordprocessingGroup" xmlns:wpi="http://schemas.microsoft.com/office/word/2010/wordprocessingInk" xmlns:wps="http://schemas.microsoft.com/office/word/2010/wordprocessingShape" mc:Ignorable="w14 wp14">
+  <w:p>
+    <w:pPr>
+      <w:pStyle w:val="Footer"/>
+    </w:pPr>
+  </w:p>
+</w:ftr>
+</file>
+
+<file path=word/header1.xml><?xml version="1.0" encoding="utf-8"?>
+<w:hdr xmlns:m="http://schemas.openxmlformats.org/officeDocument/2006/math" xmlns:mc="http://schemas.openxmlformats.org/markup-compatibility/2006" xmlns:mo="http://schemas.microsoft.com/office/mac/office/2008/main" xmlns:mv="urn:schemas-microsoft-com:mac:vml" xmlns:o="urn:schemas-microsoft-com:office:office" xmlns:r="http://schemas.openxmlformats.org/officeDocument/2006/relationships" xmlns:v="urn:schemas-microsoft-com:vml" xmlns:w10="urn:schemas-microsoft-com:office:word" xmlns:w14="http://schemas.microsoft.com/office/word/2010/wordml" xmlns:w="http://schemas.openxmlformats.org/wordprocessingml/2006/main" xmlns:wne="http://schemas.microsoft.com/office/word/2006/wordml" xmlns:wp14="http://schemas.microsoft.com/office/word/2010/wordprocessingDrawing" xmlns:wp="http://schemas.openxmlformats.org/drawingml/2006/wordprocessingDrawing" xmlns:wpc="http://schemas.microsoft.com/office/word/2010/wordprocessingCanvas" xmlns:wpg="http://schemas.microsoft.com/office/word/2010/wordprocessingGroup" xmlns:wpi="http://schemas.microsoft.com/office/word/2010/wordprocessingInk" xmlns:wps="http://schemas.microsoft.com/office/word/2010/wordprocessingShape" mc:Ignorable="w14 wp14">
+  <w:p>
+    <w:pPr>
+      <w:pStyle w:val="Header"/>
+    </w:pPr>
+  </w:p>
+</w:hdr>
 </file>
 
 <file path=word/numbering.xml><?xml version="1.0" encoding="utf-8"?>
